--- a/JavaL_Assignment 1.docx
+++ b/JavaL_Assignment 1.docx
@@ -2,10 +2,61 @@
 <file path=word/document.xml><?xml version="1.0" encoding="utf-8"?>
 <w:document xmlns:wpc="http://schemas.microsoft.com/office/word/2010/wordprocessingCanvas" xmlns:cx="http://schemas.microsoft.com/office/drawing/2014/chartex" xmlns:cx1="http://schemas.microsoft.com/office/drawing/2015/9/8/chartex" xmlns:cx2="http://schemas.microsoft.com/office/drawing/2015/10/21/chartex" xmlns:cx3="http://schemas.microsoft.com/office/drawing/2016/5/9/chartex" xmlns:cx4="http://schemas.microsoft.com/office/drawing/2016/5/10/chartex" xmlns:cx5="http://schemas.microsoft.com/office/drawing/2016/5/11/chartex" xmlns:cx6="http://schemas.microsoft.com/office/drawing/2016/5/12/chartex" xmlns:cx7="http://schemas.microsoft.com/office/drawing/2016/5/13/chartex" xmlns:cx8="http://schemas.microsoft.com/office/drawing/2016/5/14/chartex" xmlns:mc="http://schemas.openxmlformats.org/markup-compatibility/2006" xmlns:aink="http://schemas.microsoft.com/office/drawing/2016/ink" xmlns:am3d="http://schemas.microsoft.com/office/drawing/2017/model3d" xmlns:o="urn:schemas-microsoft-com:office:office" xmlns:oel="http://schemas.microsoft.com/office/2019/extlst" xmlns:r="http://schemas.openxmlformats.org/officeDocument/2006/relationships" xmlns:m="http://schemas.openxmlformats.org/officeDocument/2006/math" xmlns:v="urn:schemas-microsoft-com:vml" xmlns:wp14="http://schemas.microsoft.com/office/word/2010/wordprocessingDrawing" xmlns:wp="http://schemas.openxmlformats.org/drawingml/2006/wordprocessingDrawing" xmlns:w10="urn:schemas-microsoft-com:office:word" xmlns:w="http://schemas.openxmlformats.org/wordprocessingml/2006/main" xmlns:w14="http://schemas.microsoft.com/office/word/2010/wordml" xmlns:w15="http://schemas.microsoft.com/office/word/2012/wordml" xmlns:w16cex="http://schemas.microsoft.com/office/word/2018/wordml/cex" xmlns:w16cid="http://schemas.microsoft.com/office/word/2016/wordml/cid" xmlns:w16="http://schemas.microsoft.com/office/word/2018/wordml" xmlns:w16du="http://schemas.microsoft.com/office/word/2023/wordml/word16du" xmlns:w16sdtdh="http://schemas.microsoft.com/office/word/2020/wordml/sdtdatahash" xmlns:w16sdtfl="http://schemas.microsoft.com/office/word/2024/wordml/sdtformatlock" xmlns:w16se="http://schemas.microsoft.com/office/word/2015/wordml/symex" xmlns:wpg="http://schemas.microsoft.com/office/word/2010/wordprocessingGroup" xmlns:wpi="http://schemas.microsoft.com/office/word/2010/wordprocessingInk" xmlns:wne="http://schemas.microsoft.com/office/word/2006/wordml" xmlns:wps="http://schemas.microsoft.com/office/word/2010/wordprocessingShape" mc:Ignorable="w14 w15 w16se w16cid w16 w16cex w16sdtdh w16sdtfl w16du wp14">
   <w:body>
+    <w:p>
+      <w:pPr>
+        <w:jc w:val="center"/>
+      </w:pPr>
+      <w:r>
+        <w:rPr>
+          <w:noProof/>
+          <w14:ligatures w14:val="standardContextual"/>
+        </w:rPr>
+        <w:drawing>
+          <wp:inline distT="0" distB="0" distL="0" distR="0" wp14:anchorId="2C6BC8EA" wp14:editId="3E0787C2">
+            <wp:extent cx="5612765" cy="767715"/>
+            <wp:effectExtent l="0" t="0" r="6985" b="0"/>
+            <wp:docPr id="27" name="image25.png" descr="SIT Pune MTech College in pune"/>
+            <wp:cNvGraphicFramePr/>
+            <a:graphic xmlns:a="http://schemas.openxmlformats.org/drawingml/2006/main">
+              <a:graphicData uri="http://schemas.openxmlformats.org/drawingml/2006/picture">
+                <pic:pic xmlns:pic="http://schemas.openxmlformats.org/drawingml/2006/picture">
+                  <pic:nvPicPr>
+                    <pic:cNvPr id="27" name="image25.png" descr="SIT Pune MTech College in pune"/>
+                    <pic:cNvPicPr/>
+                  </pic:nvPicPr>
+                  <pic:blipFill>
+                    <a:blip r:embed="rId7"/>
+                    <a:srcRect/>
+                    <a:stretch>
+                      <a:fillRect/>
+                    </a:stretch>
+                  </pic:blipFill>
+                  <pic:spPr>
+                    <a:xfrm>
+                      <a:off x="0" y="0"/>
+                      <a:ext cx="5612765" cy="767715"/>
+                    </a:xfrm>
+                    <a:prstGeom prst="rect">
+                      <a:avLst/>
+                    </a:prstGeom>
+                    <a:ln/>
+                  </pic:spPr>
+                </pic:pic>
+              </a:graphicData>
+            </a:graphic>
+          </wp:inline>
+        </w:drawing>
+      </w:r>
+    </w:p>
+    <w:p>
+      <w:pPr>
+        <w:jc w:val="center"/>
+      </w:pPr>
+    </w:p>
     <w:tbl>
       <w:tblPr>
         <w:tblW w:w="9396" w:type="dxa"/>
-        <w:tblInd w:w="-359" w:type="dxa"/>
+        <w:jc w:val="center"/>
         <w:tblBorders>
           <w:bottom w:val="single" w:sz="18" w:space="0" w:color="FFFFFF"/>
         </w:tblBorders>
@@ -19,6 +70,7 @@
       <w:tr>
         <w:trPr>
           <w:trHeight w:val="308"/>
+          <w:jc w:val="center"/>
         </w:trPr>
         <w:tc>
           <w:tcPr>
@@ -46,8 +98,6 @@
                 <w:szCs w:val="24"/>
               </w:rPr>
             </w:pPr>
-            <w:bookmarkStart w:id="0" w:name="_heading=h.gjdgxs" w:colFirst="0" w:colLast="0"/>
-            <w:bookmarkEnd w:id="0"/>
             <w:r>
               <w:rPr>
                 <w:rFonts w:ascii="Times New Roman" w:eastAsia="Times New Roman" w:hAnsi="Times New Roman" w:cs="Times New Roman"/>
@@ -96,6 +146,7 @@
       <w:tr>
         <w:trPr>
           <w:trHeight w:val="371"/>
+          <w:jc w:val="center"/>
         </w:trPr>
         <w:tc>
           <w:tcPr>
@@ -139,6 +190,7 @@
       <w:tr>
         <w:trPr>
           <w:trHeight w:val="308"/>
+          <w:jc w:val="center"/>
         </w:trPr>
         <w:tc>
           <w:tcPr>
@@ -183,6 +235,7 @@
       <w:tr>
         <w:trPr>
           <w:trHeight w:val="326"/>
+          <w:jc w:val="center"/>
         </w:trPr>
         <w:tc>
           <w:tcPr>
@@ -292,23 +345,7 @@
           <w:sz w:val="24"/>
           <w:szCs w:val="24"/>
         </w:rPr>
-        <w:t>Develop an application based on Java environment setup, JDK/JRE/JVM, variables, methods and</w:t>
-      </w:r>
-      <w:r>
-        <w:rPr>
-          <w:rFonts w:ascii="Times New Roman" w:hAnsi="Times New Roman" w:cs="Times New Roman"/>
-          <w:sz w:val="24"/>
-          <w:szCs w:val="24"/>
-        </w:rPr>
-        <w:t xml:space="preserve"> </w:t>
-      </w:r>
-      <w:r>
-        <w:rPr>
-          <w:rFonts w:ascii="Times New Roman" w:hAnsi="Times New Roman" w:cs="Times New Roman"/>
-          <w:sz w:val="24"/>
-          <w:szCs w:val="24"/>
-        </w:rPr>
-        <w:t>constructors. and demonstrate the implementation of the concepts through suitable examples.</w:t>
+        <w:t>Develop an application based on Java environment setup, JDK/JRE/JVM, variables, methods and constructors. and demonstrate the implementation of the concepts through suitable examples.</w:t>
       </w:r>
     </w:p>
     <w:p>
@@ -368,23 +405,7 @@
           <w:sz w:val="24"/>
           <w:szCs w:val="24"/>
         </w:rPr>
-        <w:t xml:space="preserve"> outputs, and apply</w:t>
-      </w:r>
-      <w:r>
-        <w:rPr>
-          <w:rFonts w:ascii="Times New Roman" w:hAnsi="Times New Roman" w:cs="Times New Roman"/>
-          <w:sz w:val="24"/>
-          <w:szCs w:val="24"/>
-        </w:rPr>
-        <w:t xml:space="preserve"> </w:t>
-      </w:r>
-      <w:r>
-        <w:rPr>
-          <w:rFonts w:ascii="Times New Roman" w:hAnsi="Times New Roman" w:cs="Times New Roman"/>
-          <w:sz w:val="24"/>
-          <w:szCs w:val="24"/>
-        </w:rPr>
-        <w:t>the concepts to solve practical programming problems.</w:t>
+        <w:t xml:space="preserve"> outputs, and apply the concepts to solve practical programming problems.</w:t>
       </w:r>
     </w:p>
     <w:p>
@@ -426,164 +447,47 @@
           <w:sz w:val="24"/>
           <w:szCs w:val="24"/>
         </w:rPr>
-        <w:t>Java environment setup, JDK/JRE/JVM, variables, methods and constructors. forms an important</w:t>
-      </w:r>
-      <w:r>
-        <w:rPr>
-          <w:rFonts w:ascii="Times New Roman" w:hAnsi="Times New Roman" w:cs="Times New Roman"/>
-          <w:sz w:val="24"/>
-          <w:szCs w:val="24"/>
-        </w:rPr>
-        <w:t xml:space="preserve"> </w:t>
-      </w:r>
-      <w:r>
-        <w:rPr>
-          <w:rFonts w:ascii="Times New Roman" w:hAnsi="Times New Roman" w:cs="Times New Roman"/>
-          <w:sz w:val="24"/>
-          <w:szCs w:val="24"/>
-        </w:rPr>
-        <w:t>component of Java programming. Students should understand the underlying concepts, architecture,</w:t>
-      </w:r>
-      <w:r>
-        <w:rPr>
-          <w:rFonts w:ascii="Times New Roman" w:hAnsi="Times New Roman" w:cs="Times New Roman"/>
-          <w:sz w:val="24"/>
-          <w:szCs w:val="24"/>
-        </w:rPr>
-        <w:t xml:space="preserve"> </w:t>
-      </w:r>
-      <w:r>
-        <w:rPr>
-          <w:rFonts w:ascii="Times New Roman" w:hAnsi="Times New Roman" w:cs="Times New Roman"/>
-          <w:sz w:val="24"/>
-          <w:szCs w:val="24"/>
-        </w:rPr>
-        <w:t>advantages, use cases, and implementation methodology. The exercise should focus on</w:t>
-      </w:r>
-      <w:r>
-        <w:rPr>
-          <w:rFonts w:ascii="Times New Roman" w:hAnsi="Times New Roman" w:cs="Times New Roman"/>
-          <w:sz w:val="24"/>
-          <w:szCs w:val="24"/>
-        </w:rPr>
-        <w:t xml:space="preserve"> </w:t>
-      </w:r>
-      <w:r>
-        <w:rPr>
-          <w:rFonts w:ascii="Times New Roman" w:hAnsi="Times New Roman" w:cs="Times New Roman"/>
-          <w:sz w:val="24"/>
-          <w:szCs w:val="24"/>
-        </w:rPr>
-        <w:t>understanding the design principles, coding practices, execution flow, and practical applications of</w:t>
-      </w:r>
-      <w:r>
-        <w:rPr>
-          <w:rFonts w:ascii="Times New Roman" w:hAnsi="Times New Roman" w:cs="Times New Roman"/>
-          <w:sz w:val="24"/>
-          <w:szCs w:val="24"/>
-        </w:rPr>
-        <w:t xml:space="preserve"> </w:t>
-      </w:r>
-      <w:r>
-        <w:rPr>
-          <w:rFonts w:ascii="Times New Roman" w:hAnsi="Times New Roman" w:cs="Times New Roman"/>
-          <w:sz w:val="24"/>
-          <w:szCs w:val="24"/>
-        </w:rPr>
-        <w:t>these concepts in software development. Detailed study should include syntax, APIs, execution</w:t>
-      </w:r>
-      <w:r>
-        <w:rPr>
-          <w:rFonts w:ascii="Times New Roman" w:hAnsi="Times New Roman" w:cs="Times New Roman"/>
-          <w:sz w:val="24"/>
-          <w:szCs w:val="24"/>
-        </w:rPr>
-        <w:t xml:space="preserve"> </w:t>
-      </w:r>
-      <w:r>
-        <w:rPr>
-          <w:rFonts w:ascii="Times New Roman" w:hAnsi="Times New Roman" w:cs="Times New Roman"/>
-          <w:sz w:val="24"/>
-          <w:szCs w:val="24"/>
-        </w:rPr>
-        <w:t>process, and real-world applications.</w:t>
-      </w:r>
-    </w:p>
-    <w:p>
-      <w:pPr>
-        <w:spacing w:line="276" w:lineRule="auto"/>
-        <w:jc w:val="both"/>
-        <w:rPr>
-          <w:rFonts w:ascii="Times New Roman" w:hAnsi="Times New Roman" w:cs="Times New Roman"/>
-          <w:b/>
-          <w:bCs/>
-          <w:sz w:val="24"/>
-          <w:szCs w:val="24"/>
-        </w:rPr>
-      </w:pPr>
-      <w:r>
-        <w:rPr>
-          <w:rFonts w:ascii="Times New Roman" w:hAnsi="Times New Roman" w:cs="Times New Roman"/>
-          <w:b/>
-          <w:bCs/>
-          <w:sz w:val="24"/>
-          <w:szCs w:val="24"/>
-        </w:rPr>
-        <w:t>Output Screenshot</w:t>
-      </w:r>
-    </w:p>
-    <w:p>
-      <w:pPr>
-        <w:spacing w:line="276" w:lineRule="auto"/>
-        <w:jc w:val="both"/>
-        <w:rPr>
-          <w:rFonts w:ascii="Times New Roman" w:hAnsi="Times New Roman" w:cs="Times New Roman"/>
-          <w:sz w:val="24"/>
-          <w:szCs w:val="24"/>
-        </w:rPr>
-      </w:pPr>
-      <w:r>
-        <w:rPr>
-          <w:rFonts w:ascii="Times New Roman" w:hAnsi="Times New Roman" w:cs="Times New Roman"/>
-          <w:sz w:val="24"/>
-          <w:szCs w:val="24"/>
-        </w:rPr>
-        <w:t>Students will paste code and</w:t>
-      </w:r>
-    </w:p>
-    <w:p>
-      <w:pPr>
-        <w:spacing w:line="276" w:lineRule="auto"/>
-        <w:jc w:val="both"/>
-        <w:rPr>
-          <w:rFonts w:ascii="Times New Roman" w:hAnsi="Times New Roman" w:cs="Times New Roman"/>
-          <w:sz w:val="24"/>
-          <w:szCs w:val="24"/>
-        </w:rPr>
-      </w:pPr>
-    </w:p>
-    <w:p>
-      <w:pPr>
-        <w:spacing w:line="276" w:lineRule="auto"/>
-        <w:jc w:val="both"/>
-        <w:rPr>
-          <w:rFonts w:ascii="Times New Roman" w:hAnsi="Times New Roman" w:cs="Times New Roman"/>
-          <w:b/>
-          <w:bCs/>
-          <w:sz w:val="24"/>
-          <w:szCs w:val="24"/>
-        </w:rPr>
-      </w:pPr>
-      <w:r>
-        <w:rPr>
-          <w:rFonts w:ascii="Times New Roman" w:hAnsi="Times New Roman" w:cs="Times New Roman"/>
-          <w:b/>
-          <w:bCs/>
-          <w:sz w:val="24"/>
-          <w:szCs w:val="24"/>
-        </w:rPr>
-        <w:t>Conclusion</w:t>
-      </w:r>
+        <w:t>Java environment setup, JDK/JRE/JVM, variables, methods and constructors. forms an important component of Java programming. Students should understand the underlying concepts, architecture, advantages, use cases, and implementation methodology. The exercise should focus on understanding the design principles, coding practices, execution flow, and practical applications of these concepts in software development. Detailed study should include syntax, APIs, execution process, and real-world applications.</w:t>
+      </w:r>
+    </w:p>
+    <w:p>
+      <w:pPr>
+        <w:spacing w:line="276" w:lineRule="auto"/>
+        <w:jc w:val="both"/>
+        <w:rPr>
+          <w:rFonts w:ascii="Times New Roman" w:hAnsi="Times New Roman" w:cs="Times New Roman"/>
+          <w:b/>
+          <w:bCs/>
+          <w:sz w:val="24"/>
+          <w:szCs w:val="24"/>
+        </w:rPr>
+      </w:pPr>
+    </w:p>
+    <w:p>
+      <w:pPr>
+        <w:spacing w:line="276" w:lineRule="auto"/>
+        <w:jc w:val="both"/>
+        <w:rPr>
+          <w:rFonts w:ascii="Times New Roman" w:hAnsi="Times New Roman" w:cs="Times New Roman"/>
+          <w:b/>
+          <w:bCs/>
+          <w:sz w:val="24"/>
+          <w:szCs w:val="24"/>
+        </w:rPr>
+      </w:pPr>
+    </w:p>
+    <w:p>
+      <w:pPr>
+        <w:spacing w:line="276" w:lineRule="auto"/>
+        <w:jc w:val="both"/>
+        <w:rPr>
+          <w:rFonts w:ascii="Times New Roman" w:hAnsi="Times New Roman" w:cs="Times New Roman"/>
+          <w:b/>
+          <w:bCs/>
+          <w:sz w:val="24"/>
+          <w:szCs w:val="24"/>
+        </w:rPr>
+      </w:pPr>
     </w:p>
     <w:p>
       <w:pPr>
@@ -739,7 +643,7 @@
                     </pic:cNvPicPr>
                   </pic:nvPicPr>
                   <pic:blipFill>
-                    <a:blip r:embed="rId7">
+                    <a:blip r:embed="rId8">
                       <a:extLst>
                         <a:ext uri="{28A0092B-C50C-407E-A947-70E740481C1C}">
                           <a14:useLocalDpi xmlns:a14="http://schemas.microsoft.com/office/drawing/2010/main" val="0"/>
@@ -882,39 +786,7 @@
           <w:sz w:val="24"/>
           <w:szCs w:val="24"/>
         </w:rPr>
-        <w:t xml:space="preserve"> The core concept is Modularity and </w:t>
-      </w:r>
-      <w:r>
-        <w:rPr>
-          <w:rFonts w:ascii="Times New Roman" w:hAnsi="Times New Roman" w:cs="Times New Roman"/>
-          <w:sz w:val="24"/>
-          <w:szCs w:val="24"/>
-        </w:rPr>
-        <w:t>Behaviour</w:t>
-      </w:r>
-      <w:r>
-        <w:rPr>
-          <w:rFonts w:ascii="Times New Roman" w:hAnsi="Times New Roman" w:cs="Times New Roman"/>
-          <w:sz w:val="24"/>
-          <w:szCs w:val="24"/>
-        </w:rPr>
-        <w:t xml:space="preserve">. Methods encapsulate specific blocks of code to perform a single task. They define the </w:t>
-      </w:r>
-      <w:r>
-        <w:rPr>
-          <w:rFonts w:ascii="Times New Roman" w:hAnsi="Times New Roman" w:cs="Times New Roman"/>
-          <w:sz w:val="24"/>
-          <w:szCs w:val="24"/>
-        </w:rPr>
-        <w:t>behaviour</w:t>
-      </w:r>
-      <w:r>
-        <w:rPr>
-          <w:rFonts w:ascii="Times New Roman" w:hAnsi="Times New Roman" w:cs="Times New Roman"/>
-          <w:sz w:val="24"/>
-          <w:szCs w:val="24"/>
-        </w:rPr>
-        <w:t xml:space="preserve"> of objects and allow complex programs to be broken down into smaller, manageable, and logical components.</w:t>
+        <w:t xml:space="preserve"> The core concept is Modularity and Behaviour. Methods encapsulate specific blocks of code to perform a single task. They define the behaviour of objects and allow complex programs to be broken down into smaller, manageable, and logical components.</w:t>
       </w:r>
     </w:p>
     <w:p>
@@ -1137,17 +1009,7 @@
           <w:sz w:val="24"/>
           <w:szCs w:val="24"/>
         </w:rPr>
-        <w:t>A</w:t>
-      </w:r>
-      <w:r>
-        <w:rPr>
-          <w:rFonts w:ascii="Times New Roman" w:hAnsi="Times New Roman" w:cs="Times New Roman"/>
-          <w:b/>
-          <w:bCs/>
-          <w:sz w:val="24"/>
-          <w:szCs w:val="24"/>
-        </w:rPr>
-        <w:t>dvantages of Methods:</w:t>
+        <w:t>Advantages of Methods:</w:t>
       </w:r>
     </w:p>
     <w:p>
@@ -1177,7 +1039,6 @@
           <w:sz w:val="24"/>
           <w:szCs w:val="24"/>
         </w:rPr>
-        <w:lastRenderedPageBreak/>
         <w:t>Code Reusability (DRY Principle):</w:t>
       </w:r>
       <w:r>
@@ -1254,6 +1115,7 @@
           <w:sz w:val="24"/>
           <w:szCs w:val="24"/>
         </w:rPr>
+        <w:lastRenderedPageBreak/>
         <w:t>Readability:</w:t>
       </w:r>
       <w:r>
@@ -1679,6 +1541,127 @@
     <w:p>
       <w:pPr>
         <w:spacing w:line="276" w:lineRule="auto"/>
+        <w:jc w:val="both"/>
+        <w:rPr>
+          <w:rFonts w:ascii="Times New Roman" w:hAnsi="Times New Roman" w:cs="Times New Roman"/>
+          <w:sz w:val="24"/>
+          <w:szCs w:val="24"/>
+        </w:rPr>
+      </w:pPr>
+    </w:p>
+    <w:p>
+      <w:pPr>
+        <w:spacing w:line="276" w:lineRule="auto"/>
+        <w:jc w:val="both"/>
+        <w:rPr>
+          <w:rFonts w:ascii="Times New Roman" w:hAnsi="Times New Roman" w:cs="Times New Roman"/>
+          <w:sz w:val="24"/>
+          <w:szCs w:val="24"/>
+        </w:rPr>
+      </w:pPr>
+    </w:p>
+    <w:p>
+      <w:pPr>
+        <w:spacing w:line="276" w:lineRule="auto"/>
+        <w:jc w:val="both"/>
+        <w:rPr>
+          <w:rFonts w:ascii="Times New Roman" w:hAnsi="Times New Roman" w:cs="Times New Roman"/>
+          <w:sz w:val="24"/>
+          <w:szCs w:val="24"/>
+        </w:rPr>
+      </w:pPr>
+    </w:p>
+    <w:p>
+      <w:pPr>
+        <w:spacing w:line="276" w:lineRule="auto"/>
+        <w:jc w:val="both"/>
+        <w:rPr>
+          <w:rFonts w:ascii="Times New Roman" w:hAnsi="Times New Roman" w:cs="Times New Roman"/>
+          <w:sz w:val="24"/>
+          <w:szCs w:val="24"/>
+        </w:rPr>
+      </w:pPr>
+    </w:p>
+    <w:p>
+      <w:pPr>
+        <w:spacing w:line="276" w:lineRule="auto"/>
+        <w:jc w:val="both"/>
+        <w:rPr>
+          <w:rFonts w:ascii="Times New Roman" w:hAnsi="Times New Roman" w:cs="Times New Roman"/>
+          <w:sz w:val="24"/>
+          <w:szCs w:val="24"/>
+        </w:rPr>
+      </w:pPr>
+    </w:p>
+    <w:p>
+      <w:pPr>
+        <w:spacing w:line="276" w:lineRule="auto"/>
+        <w:jc w:val="both"/>
+        <w:rPr>
+          <w:rFonts w:ascii="Times New Roman" w:hAnsi="Times New Roman" w:cs="Times New Roman"/>
+          <w:sz w:val="24"/>
+          <w:szCs w:val="24"/>
+        </w:rPr>
+      </w:pPr>
+    </w:p>
+    <w:p>
+      <w:pPr>
+        <w:spacing w:line="276" w:lineRule="auto"/>
+        <w:jc w:val="both"/>
+        <w:rPr>
+          <w:rFonts w:ascii="Times New Roman" w:hAnsi="Times New Roman" w:cs="Times New Roman"/>
+          <w:sz w:val="24"/>
+          <w:szCs w:val="24"/>
+        </w:rPr>
+      </w:pPr>
+    </w:p>
+    <w:p>
+      <w:pPr>
+        <w:spacing w:line="276" w:lineRule="auto"/>
+        <w:jc w:val="both"/>
+        <w:rPr>
+          <w:rFonts w:ascii="Times New Roman" w:hAnsi="Times New Roman" w:cs="Times New Roman"/>
+          <w:sz w:val="24"/>
+          <w:szCs w:val="24"/>
+        </w:rPr>
+      </w:pPr>
+    </w:p>
+    <w:p>
+      <w:pPr>
+        <w:spacing w:line="276" w:lineRule="auto"/>
+        <w:jc w:val="both"/>
+        <w:rPr>
+          <w:rFonts w:ascii="Times New Roman" w:hAnsi="Times New Roman" w:cs="Times New Roman"/>
+          <w:sz w:val="24"/>
+          <w:szCs w:val="24"/>
+        </w:rPr>
+      </w:pPr>
+    </w:p>
+    <w:p>
+      <w:pPr>
+        <w:spacing w:line="276" w:lineRule="auto"/>
+        <w:jc w:val="both"/>
+        <w:rPr>
+          <w:rFonts w:ascii="Times New Roman" w:hAnsi="Times New Roman" w:cs="Times New Roman"/>
+          <w:sz w:val="24"/>
+          <w:szCs w:val="24"/>
+        </w:rPr>
+      </w:pPr>
+    </w:p>
+    <w:p>
+      <w:pPr>
+        <w:spacing w:line="276" w:lineRule="auto"/>
+        <w:jc w:val="both"/>
+        <w:rPr>
+          <w:rFonts w:ascii="Times New Roman" w:hAnsi="Times New Roman" w:cs="Times New Roman"/>
+          <w:sz w:val="24"/>
+          <w:szCs w:val="24"/>
+        </w:rPr>
+      </w:pPr>
+    </w:p>
+    <w:p>
+      <w:pPr>
+        <w:spacing w:line="276" w:lineRule="auto"/>
         <w:jc w:val="center"/>
         <w:rPr>
           <w:rFonts w:ascii="Times New Roman" w:hAnsi="Times New Roman" w:cs="Times New Roman"/>
@@ -1699,19 +1682,7 @@
         <w:t>…</w:t>
       </w:r>
     </w:p>
-    <w:p>
-      <w:pPr>
-        <w:spacing w:line="276" w:lineRule="auto"/>
-        <w:jc w:val="both"/>
-        <w:rPr>
-          <w:rFonts w:ascii="Times New Roman" w:hAnsi="Times New Roman" w:cs="Times New Roman"/>
-          <w:sz w:val="24"/>
-          <w:szCs w:val="24"/>
-        </w:rPr>
-      </w:pPr>
-    </w:p>
     <w:sectPr>
-      <w:headerReference w:type="default" r:id="rId8"/>
       <w:pgSz w:w="11906" w:h="16838"/>
       <w:pgMar w:top="1440" w:right="1080" w:bottom="1440" w:left="1080" w:header="708" w:footer="708" w:gutter="0"/>
       <w:cols w:space="708"/>
@@ -1769,79 +1740,6 @@
     </w:p>
   </w:footnote>
 </w:footnotes>
-</file>
-
-<file path=word/header1.xml><?xml version="1.0" encoding="utf-8"?>
-<w:hdr xmlns:wpc="http://schemas.microsoft.com/office/word/2010/wordprocessingCanvas" xmlns:cx="http://schemas.microsoft.com/office/drawing/2014/chartex" xmlns:cx1="http://schemas.microsoft.com/office/drawing/2015/9/8/chartex" xmlns:cx2="http://schemas.microsoft.com/office/drawing/2015/10/21/chartex" xmlns:cx3="http://schemas.microsoft.com/office/drawing/2016/5/9/chartex" xmlns:cx4="http://schemas.microsoft.com/office/drawing/2016/5/10/chartex" xmlns:cx5="http://schemas.microsoft.com/office/drawing/2016/5/11/chartex" xmlns:cx6="http://schemas.microsoft.com/office/drawing/2016/5/12/chartex" xmlns:cx7="http://schemas.microsoft.com/office/drawing/2016/5/13/chartex" xmlns:cx8="http://schemas.microsoft.com/office/drawing/2016/5/14/chartex" xmlns:mc="http://schemas.openxmlformats.org/markup-compatibility/2006" xmlns:aink="http://schemas.microsoft.com/office/drawing/2016/ink" xmlns:am3d="http://schemas.microsoft.com/office/drawing/2017/model3d" xmlns:o="urn:schemas-microsoft-com:office:office" xmlns:oel="http://schemas.microsoft.com/office/2019/extlst" xmlns:r="http://schemas.openxmlformats.org/officeDocument/2006/relationships" xmlns:m="http://schemas.openxmlformats.org/officeDocument/2006/math" xmlns:v="urn:schemas-microsoft-com:vml" xmlns:wp14="http://schemas.microsoft.com/office/word/2010/wordprocessingDrawing" xmlns:wp="http://schemas.openxmlformats.org/drawingml/2006/wordprocessingDrawing" xmlns:w10="urn:schemas-microsoft-com:office:word" xmlns:w="http://schemas.openxmlformats.org/wordprocessingml/2006/main" xmlns:w14="http://schemas.microsoft.com/office/word/2010/wordml" xmlns:w15="http://schemas.microsoft.com/office/word/2012/wordml" xmlns:w16cex="http://schemas.microsoft.com/office/word/2018/wordml/cex" xmlns:w16cid="http://schemas.microsoft.com/office/word/2016/wordml/cid" xmlns:w16="http://schemas.microsoft.com/office/word/2018/wordml" xmlns:w16du="http://schemas.microsoft.com/office/word/2023/wordml/word16du" xmlns:w16sdtdh="http://schemas.microsoft.com/office/word/2020/wordml/sdtdatahash" xmlns:w16sdtfl="http://schemas.microsoft.com/office/word/2024/wordml/sdtformatlock" xmlns:w16se="http://schemas.microsoft.com/office/word/2015/wordml/symex" xmlns:wpg="http://schemas.microsoft.com/office/word/2010/wordprocessingGroup" xmlns:wpi="http://schemas.microsoft.com/office/word/2010/wordprocessingInk" xmlns:wne="http://schemas.microsoft.com/office/word/2006/wordml" xmlns:wps="http://schemas.microsoft.com/office/word/2010/wordprocessingShape" mc:Ignorable="w14 w15 w16se w16cid w16 w16cex w16sdtdh w16sdtfl w16du wp14">
-  <w:p>
-    <w:pPr>
-      <w:pStyle w:val="Header"/>
-    </w:pPr>
-    <w:r>
-      <w:rPr>
-        <w:noProof/>
-        <w:sz w:val="20"/>
-        <w:szCs w:val="20"/>
-      </w:rPr>
-      <w:drawing>
-        <wp:anchor distT="0" distB="0" distL="114300" distR="114300" simplePos="0" relativeHeight="251658240" behindDoc="0" locked="0" layoutInCell="1" allowOverlap="1" wp14:anchorId="445AAC77" wp14:editId="03C501A6">
-          <wp:simplePos x="0" y="0"/>
-          <wp:positionH relativeFrom="margin">
-            <wp:align>center</wp:align>
-          </wp:positionH>
-          <wp:positionV relativeFrom="paragraph">
-            <wp:posOffset>-280247</wp:posOffset>
-          </wp:positionV>
-          <wp:extent cx="5730875" cy="1447165"/>
-          <wp:effectExtent l="0" t="0" r="3175" b="635"/>
-          <wp:wrapTopAndBottom/>
-          <wp:docPr id="2061878924" name="image1.png"/>
-          <wp:cNvGraphicFramePr/>
-          <a:graphic xmlns:a="http://schemas.openxmlformats.org/drawingml/2006/main">
-            <a:graphicData uri="http://schemas.openxmlformats.org/drawingml/2006/picture">
-              <pic:pic xmlns:pic="http://schemas.openxmlformats.org/drawingml/2006/picture">
-                <pic:nvPicPr>
-                  <pic:cNvPr id="0" name="image1.png"/>
-                  <pic:cNvPicPr preferRelativeResize="0"/>
-                </pic:nvPicPr>
-                <pic:blipFill rotWithShape="1">
-                  <a:blip r:embed="rId1">
-                    <a:extLst>
-                      <a:ext uri="{28A0092B-C50C-407E-A947-70E740481C1C}">
-                        <a14:useLocalDpi xmlns:a14="http://schemas.microsoft.com/office/drawing/2010/main" val="0"/>
-                      </a:ext>
-                    </a:extLst>
-                  </a:blip>
-                  <a:srcRect t="15556"/>
-                  <a:stretch>
-                    <a:fillRect/>
-                  </a:stretch>
-                </pic:blipFill>
-                <pic:spPr bwMode="auto">
-                  <a:xfrm>
-                    <a:off x="0" y="0"/>
-                    <a:ext cx="5730875" cy="1447165"/>
-                  </a:xfrm>
-                  <a:prstGeom prst="rect">
-                    <a:avLst/>
-                  </a:prstGeom>
-                  <a:ln>
-                    <a:noFill/>
-                  </a:ln>
-                  <a:extLst>
-                    <a:ext uri="{53640926-AAD7-44D8-BBD7-CCE9431645EC}">
-                      <a14:shadowObscured xmlns:a14="http://schemas.microsoft.com/office/drawing/2010/main"/>
-                    </a:ext>
-                  </a:extLst>
-                </pic:spPr>
-              </pic:pic>
-            </a:graphicData>
-          </a:graphic>
-        </wp:anchor>
-      </w:drawing>
-    </w:r>
-  </w:p>
-</w:hdr>
 </file>
 
 <file path=word/numbering.xml><?xml version="1.0" encoding="utf-8"?>
@@ -3031,6 +2929,7 @@
   <w:style w:type="character" w:default="1" w:styleId="DefaultParagraphFont">
     <w:name w:val="Default Paragraph Font"/>
     <w:uiPriority w:val="1"/>
+    <w:semiHidden/>
     <w:unhideWhenUsed/>
   </w:style>
   <w:style w:type="table" w:default="1" w:styleId="TableNormal">
